--- a/example_articles/states/Tennessee/3.states_Tennessee_New_York_Times.docx
+++ b/example_articles/states/Tennessee/3.states_Tennessee_New_York_Times.docx
@@ -27,17 +27,17 @@
     </w:p>
     <w:p>
       <w:r>
-        <w:t>Source File: NYT/35.DOCX</w:t>
+        <w:t>Source file: NYT/35.DOCX</w:t>
       </w:r>
     </w:p>
     <w:p>
       <w:r>
-        <w:t>Raw locations result: ['Tennessee']</w:t>
+        <w:t>Raw locations result, 'locations': ['Tennessee']</w:t>
       </w:r>
     </w:p>
     <w:p>
       <w:r>
-        <w:t>states_stand_flat (Standardized): Tennessee</w:t>
+        <w:t>Standardized locations result, 'states_stand_flat': Tennessee</w:t>
       </w:r>
     </w:p>
     <w:p>

--- a/example_articles/states/Tennessee/3.states_Tennessee_New_York_Times.docx
+++ b/example_articles/states/Tennessee/3.states_Tennessee_New_York_Times.docx
@@ -7,7 +7,7 @@
         <w:pStyle w:val="Heading1"/>
       </w:pPr>
       <w:r>
-        <w:t>A Bar Is a Bar, but a Tavern, That's History</w:t>
+        <w:t>Closing the Gap Between City and Suburban Students</w:t>
       </w:r>
     </w:p>
     <w:p>
@@ -17,17 +17,17 @@
     </w:p>
     <w:p>
       <w:r>
-        <w:t>Date: 2002-12-15</w:t>
+        <w:t>Date: 2005-11-23</w:t>
       </w:r>
     </w:p>
     <w:p>
       <w:r>
-        <w:t>Section: Section 14CN; Column 1; Connecticut Weekly Desk; Pg. 1</w:t>
+        <w:t>Section: Section B; Column 3; Metropolitan Desk; Education Page; Pg. 8</w:t>
       </w:r>
     </w:p>
     <w:p>
       <w:r>
-        <w:t>Source file: NYT/35.DOCX</w:t>
+        <w:t>Source file: NYT/44.DOCX</w:t>
       </w:r>
     </w:p>
     <w:p>
@@ -49,65 +49,62 @@
     </w:p>
     <w:p>
       <w:r>
-        <w:t>THERE are many places to have a beer in the state, and then there are taverns.</w:t>
+        <w:t>After serving the children of affluent parents for 40 years, St. George's Independent, a private elementary school here in a suburb of Memphis, decided to expand into higher grades.</w:t>
         <w:br/>
-        <w:t xml:space="preserve">     In Connecticut, there is a legal distinction between a bar and a tavern. Bars can serve whatever you're having, including hard liquor. Taverns, once known as public houses back when residents were still British subjects are places that can serve only beer, wine, cider, and food if they choose. The tavern license is one that few establishments want because the limits keep sales and profits down. As a result, in a state where the tavern was once a neighborhood fixture, it is now an endangered species. By some counts, there are only about 10 left. </w:t>
+        <w:t xml:space="preserve">  But just as plans got under way in 1999 for a middle school and a high school, a group of donors concerned about the racial divide between Memphis, which is largely black, and its suburbs, which are largely white, offered school officials $6 million to create an elementary school in the city that would mirror the suburban campus.</w:t>
         <w:br/>
-        <w:t xml:space="preserve"> "I was aware there were fewer and fewer places like this, and one by one, they're gone," said Peter Detmold, owner of the Dutch Tavern in downtown New London. "They've either been reclaimed by development, gone out of business or just have gone through some kind of image change where they're no longer a classic neighborhood bar."</w:t>
+        <w:t>The result became St. George's Memphis, an experiment that brings to the city the same lesson plans as the original school and some of the same teachers, in an effort to narrow the achievement gap in learning and to bridge social differences. By 2009, however, the first fifth-grade class from Memphis will join its Germantown counterpart to become an integrated sixth grade in the new middle school.</w:t>
         <w:br/>
-        <w:t>For many New Englanders the word tavern evokes images of dark Colonial watering holes in clapboard houses, but taverns in post-Prohibition Connecticut actually bear little resemblance to those ancestors. When Prohibition was repealed in 1933 state lawmakers created a license to serve beer and cider -- the tavern license -- and in the tavern heyday of the 1940's and 50's there were as many as 600 or 700 throughout the state.</w:t>
+        <w:t xml:space="preserve">  Stewart Burgess, the Early Childhood Division director, said that in planning for the Memphis school, St. George's immediately rejected the idea of joining city and suburban children in large numbers before they finished fifth grade, even in the face of criticism from some city residents who accused St. George's of operating a ''separate but equal'' system to keep the suburban campus largely white.</w:t>
         <w:br/>
-        <w:t>Now, a tavern license, which costs $240 a year (a full bar permit is $1,750), has become a relic.</w:t>
+        <w:t xml:space="preserve">  ''It's been tried over and over,'' Mr. Burgess said of quick immersion. ''It doesn't work very well. My work with a few individuals here showed a fair degree of discomfort.''</w:t>
         <w:br/>
-        <w:t>"Taverns fell out of favor in the late 1970's," said Jerry Langlais, an administrator with the state's Division of Liquor Control. "You used to see them fall by the wayside left and right back then. It was very popular at one time, particularly in blue-collar areas."</w:t>
+        <w:t xml:space="preserve">  School officials say they hope that St. George's high school graduates of 2016 and beyond, steeped in the school's dedication to cultural diversity, would return to the area after college. </w:t>
         <w:br/>
-        <w:t>There are only 24 tavern licenses in the state, and only 13 can strictly be considered taverns, while only 10 of those have the post-Prohibition history that characterizes the true, working-class Connecticut tavern. The remaining places are pizza restaurants or pool halls that serve beer and have the licenses as a matter of convenience.</w:t>
+        <w:t xml:space="preserve">  ''If an individual school can do something like this in Memphis,'' said Rick Ferguson, St. George's president, ''our dream is that it could be emulated by other independent schools around the nation.'' </w:t>
         <w:br/>
-        <w:t>Taverns, after Prohibition, became basic drinking establishments, unadorned neighborhood bars where locals stopped after work for conversation and beer. They were not -- and are not -- places for cocktails or the subtleties of single malt scotch. They are places that have accumulated the patina of smoke, spilled beer and the histories of the people who drank there.</w:t>
+        <w:t xml:space="preserve">  Only a few other private schools have attempted a similar project, according to the National Association of Independent Schools. The Cincinnati Hills Christian Academy, a suburban private school, opened a downtown campus for minority students six years ago. In North Philadelphia, a social services organization known as Project HOME is collaborating with Germantown Academy, the nation's oldest nonsectarian day school, to open an elementary school next year. </w:t>
         <w:br/>
-        <w:t>So a tavern in Connecticut might be called a tavern, but while it has the word in its name, it isn't necessarily a tavern, according to state law. The Silvermine Tavern in Norwalk, for example, and the Tavern on Main in Westport are actually not taverns by strict definition. The true tavern is a working person's bar, a place without the gentrified Colonial-era artifacts that the world tavern evokes.</w:t>
+        <w:t xml:space="preserve">  For parents here, the effort has particular resonance. </w:t>
         <w:br/>
-        <w:t>Ask any tavern regular and they will say there is something beyond a state statute that distinguishes their local tavern from a modern-day bar.</w:t>
+        <w:t xml:space="preserve">  ''African-Americans have traditionally felt, especially in the South, that private schools were created to get rid of us and we're not welcome,'' said Yolanda Toney, a parent who is black and the mother of an eighth-grade boy at the middle school. She added: ''It's a complicated thing for both sides. But I feel St. George's is looking at it in the face and trying to deal with it head on.''</w:t>
         <w:br/>
-        <w:t>"This place didn't come from a kit," said Mr. Detmold of the Dutch Tavern.. "It comes from decades of use."</w:t>
+        <w:t xml:space="preserve">  The effort here is building steadily as the St. George's campus in Memphis adds a class each year to reach parity with St. George's in suburban Germantown, which now has 400 children in pre-kindergarten through fifth grade. Most of the suburban students are from financially comfortable white families, and their parents pay up to $10,060 a year in tuition, school officials say.</w:t>
         <w:br/>
-        <w:t>In the 1940's and 1950's, state liquor officials said, Bridgeport had more taverns than any city in the state. That distinction now belongs to Torrington, which has four taverns: Chesty's, the Northside, Rae's Towne Tavern and Joe D's, the state's oldest tavern. (Inside Joe D's, a plaque, given to the tavern in 1994 by the General Assembly, congratulates the place for being in business since 1934.)</w:t>
+        <w:t xml:space="preserve">  The Memphis school opened in a renovated church building with one pre-kindergarten class and now has nearly 100 children in pre-kindergarten through second grade. Most of the children are from black and Hispanic working-class families, officials say. Parents are required to pay at least $500 a year, with the rest covered by scholarships. </w:t>
         <w:br/>
-        <w:t>On a recent Sunday, a woman in her early 80's tended the bar at Joe D's, pouring 70-cent draft beers for a few men at the counter. "I come up here for the congeniality," said Robert Alvarez, 81, a retiree of the Waterbury Buckle Company who lives 20 minutes away in Plymouth and comes to Joe D's nearly every day. "I come for all these people."</w:t>
+        <w:t xml:space="preserve">  School officials said they recruited children for their first class by knocking on doors in city neighborhoods. Now they have more applicants than openings. Mr. Ferguson said each child from the Memphis school who remained in St. George's from pre-kindergarten through 12th grade would represent a scholarship worth $250,000.</w:t>
         <w:br/>
-        <w:t>Once the province of men, taverns are now friendlier to women. Across Torrington, Rae's Towne Tavern, which was once a garage, is one of five taverns in Connecticut with women owners. "There never used to be a lot of women, but we cleaned it up a lot and guys aren't afraid to being their wives and girlfriends anymore," said RaeAnne Martin, the owner.</w:t>
+        <w:t xml:space="preserve">  St. George's two elementary schools are about eight miles apart, but increasingly they are less and less apart academically and socially, Mr. Burgess and other school officials said. Besides using the same approach to teaching, school officials have set out to ease whatever culture clash remains in 2009 by having children and their parents from both schools take part in events known as ''cross campus connections,'' like field trips, plays, lunches and community service projects, throughout the year.</w:t>
         <w:br/>
-        <w:t>In the northwest corner, the state's most remote tavern is the Sharon Valley Tavern, which sits in the affluent, rolling countryside of the town. In a red gingerbread house on a quiet road, the tavern has only six bar stools and is the type of place where a stranger is noticed, though not unwelcome. "This is a workingman's bar in a high-priced town," said Joseph Kain Jr., whose family has owned the tavern since 1936. "You have to take care of the working men who drink here. These working guys can't afford to live here anymore."</w:t>
+        <w:t xml:space="preserve">  Each child also has a ''buddy'' at the other school. </w:t>
         <w:br/>
-        <w:t>The history of Connecticut's post-Prohibition taverns is sketchy, largely because the humble neighborhood tavern may not seem a likely choice for historical inquiry. Their histories are passed down through casual conversation, becoming transmuted over time.</w:t>
+        <w:t xml:space="preserve">  Gene Pearson, director of the Graduate Program in City and Regional Planning at the University of Memphis, said environmental psychologists generally agree that the gradual mixing of children gives them a better chance at long-term success.</w:t>
         <w:br/>
-        <w:t>"It's really pretty clear that taverns originated in Connecticut and the other New England colonies very early on," said Susan Schoelwer, director of museum collections for the Connecticut Historical Society, which recently assembled an exhibition on early American taverns and tavern signs.</w:t>
+        <w:t xml:space="preserve">  ''We know the maturation process humans go through,'' he said. ''The phases are spaced around the house to the yard to the block to the neighborhood. That's why neighborhood-based elementary schools have always been the ideal.'' </w:t>
         <w:br/>
-        <w:t>Ms. Shoelwer said there was legislation on Connecticut's books as early as 1644 that required every town to provide a "public house," or tavern. "It was essentially a municipal service," she said, explaining that by the late 1800's and early 1900's, taverns became "full-scale" businesses.</w:t>
+        <w:t xml:space="preserve">  So far, Mr. Burgess said, the educational signs are encouraging. </w:t>
         <w:br/>
-        <w:t>"My personal theory is that the sense of the tavern being a sort of working class place, not a genteel establishment, is something that comes in later," said Ms. Shoelwer, explaining that her research led her only to the middle of the 19th century. "We stopped at 1850, so what happens after that, we don't know."</w:t>
+        <w:t xml:space="preserve">  In the classroom, tests given to second graders last month showed that all but 2 of the 20 attending the Memphis school were reading more than half a year above grade level, officials said, putting them within range of the 54 Germantown second graders, who were reading slightly above third-grade level. Mr. Burgess said it was close enough that the difference would most likely melt away by fifth grade. </w:t>
         <w:br/>
-        <w:t>The tavern license is unique compared with the state's neighbors. Vermont, New Hampshire and Maine do not have what they call tavern licenses, but do offer licenses that allow bars to serve just beer and wine. Massachusetts does have a tavern license, but its taverns can serve liquor. Rhode Island also doesn't restrict what drinks a tavern serves, but the license requires the business to either offer food or sleeping accomodations. New York also doesn't offer a license, but there are 165 old tavern licenses still in existence that have been grandfathered in since 1964, when the state changed its liquor laws.</w:t>
+        <w:t xml:space="preserve">  Officials said that only a very small percentage of struggling children at each school are terminated each year. ''I'm impressed with where we are,'' Mr. Burgess said. ''I am more worried about the societal part than the academic.''</w:t>
         <w:br/>
-        <w:t>"The license is an anachronism, basically," said J. Mark Anderson, a deputy commissioner of the New York's liquor control authority.</w:t>
+        <w:t xml:space="preserve">  For now, children appear to be at ease with others if not altogether ignorant of their differences. On a recent field trip to a nature preserve, kindergartners from both schools seemed separated more by sex than race. Hugs, hand-holding and smiles were abundant.</w:t>
         <w:br/>
-        <w:t>That's also true in Connecticut. Mr. Langlais of the Division of Liquor Control in Connecticut explained that the tavern license, as it was established after Prohibition, started to be too restrictive for tavern owners in the 1970's. At the time, the license didn't allow children in the tavern and said a proprietor could only serve beer or cider. (The license now allows wine and children with a guardian). When Americans developed an appetite for wine with food in the 1960's and 1970's, a tavern became a less attractive choice for dinner, particularly if people couldn't bring their children.</w:t>
+        <w:t xml:space="preserve">  ''I wanted my children to have it a little better than I had it, a little better education,'' said Felecia Walker, who is black and has two sons at the Memphis school. ''When I first attended a parents' open house, they were talking about college, and that really touched me. It wasn't 'if' your child is going to college; it was 'when.' That helped set it in my mind that this was the right place for me.''</w:t>
         <w:br/>
-        <w:t>"It just all disintegrated at about the same time," Mr. Langlais said, noting there were only about 50 taverns left by the late 1970's.</w:t>
+        <w:t xml:space="preserve">  The parents said their children have much to gain from each other, but they also admitted to tensions. </w:t>
         <w:br/>
-        <w:t>But many tavern permittees stuck it out and continue to do so by choice.</w:t>
+        <w:t xml:space="preserve">  For Ms. Walker, it was the possibility ''someone would call one of my boys the n-word.'' She added, ''It's something you think about.'' </w:t>
         <w:br/>
-        <w:t>"With a tavern you get a different clientele," said Mary Ann DiNoto, who co-owns the Half Keg, a tavern in an old military Quonset hut in New London. "You have better control, I feel, of the flow of alcohol."</w:t>
+        <w:t xml:space="preserve">  Ms. Toney said she worried about reactions to interracial dating as the children got older. Terry Harter, a white mother of a fifth grader at the suburban campus, agreed, saying interracial dating was fine with her ''as long as they had the same values.''</w:t>
         <w:br/>
-        <w:t>Ms. DiNoto's husband and co-owner, Ron, added, "It's been going like this for 57 years. Why change a good thing?"</w:t>
+        <w:t xml:space="preserve">  Mr. Ferguson said the St. George's schools face other challenges as well. The fund-raising pressures are unrelenting, with the need to cover the Memphis scholarships at $1 million this year and growing. In addition, officials want to improve the Memphis location with facilities to match the suburban school, including a spacious library, a gymnasium and an auditorium.</w:t>
         <w:br/>
-        <w:t>And, there are even some new proprietors opting for tavern licenses despite the restrictions.</w:t>
+        <w:t xml:space="preserve">  Still, he said, school officials were committed to seeing it through, and for him the effort was personal. As a child, he said, he watched as some whites ostracized his father, Bert, who created WDIA in Memphis, the first radio station in the country with programs aimed at black listeners.</w:t>
         <w:br/>
-        <w:t>"I just thought that's what it should be," said Jim Gay, who last year opened the Old Mill Tavern in a small building that was once part of a mill complex in Norwich. "It has a lot of character. I just had a plan to do it that way, to keep it simple."</w:t>
+        <w:t xml:space="preserve">  ''I grew up with a lot of flak,'' he said. ''I'd come home to my white neighbors, and they knew what Dad did. We heard a lot of jokes, but that had a lotto do with how I feel about getting the races together.''</w:t>
         <w:br/>
-        <w:t>The Poverty Point Tavern in Meriden is a tiny place with eight bar stools, a barber's chair, handwriting on the walls and ceilings, and a suit of armor standing guard in the window. "It's just a neighborhood place," said the owner Linda Magrath.</w:t>
-        <w:br/>
-        <w:t>But it may not be the same neighborhood place for much longer. A "For Sale" is camped on the sidewalk in front of the building. "We're not sure what will happen after we sell it," Ms. Magrath said. "It's up to the new owners."</w:t>
         <w:br/>
         <w:br/>
         <w:t>http://www.nytimes.com</w:t>
@@ -118,7 +115,9 @@
         <w:br/>
         <w:t xml:space="preserve"> </w:t>
         <w:br/>
-        <w:t>Photo: Candi Gervais, right, co-owner of Joe D's, a tavern in Torrington, watches Bonnie Legeyt work the bar. (Thomas McDonald for The New York Times)</w:t>
+        <w:t>Photos: A class in session in Lisa Johnson's second-grade room at St. George's Independent's campus in Memphis.</w:t>
+        <w:br/>
+        <w:t xml:space="preserve"> St. George's Independent pupils in Memphis and Germantown, Tenn., on a joint field trip to a nature center. (Photographs by Rollin Riggs for The New York Times)</w:t>
       </w:r>
     </w:p>
     <w:sectPr>

--- a/example_articles/states/Tennessee/3.states_Tennessee_New_York_Times.docx
+++ b/example_articles/states/Tennessee/3.states_Tennessee_New_York_Times.docx
@@ -7,7 +7,7 @@
         <w:pStyle w:val="Heading1"/>
       </w:pPr>
       <w:r>
-        <w:t>Closing the Gap Between City and Suburban Students</w:t>
+        <w:t>Workers in Tennessee Vote to Join the U.A.W.</w:t>
       </w:r>
     </w:p>
     <w:p>
@@ -17,17 +17,17 @@
     </w:p>
     <w:p>
       <w:r>
-        <w:t>Date: 2005-11-23</w:t>
+        <w:t>Date: 2024-04-21</w:t>
       </w:r>
     </w:p>
     <w:p>
       <w:r>
-        <w:t>Section: Section B; Column 3; Metropolitan Desk; Education Page; Pg. 8</w:t>
+        <w:t>Section: Section A; Column 0; National Desk; Pg. 22</w:t>
       </w:r>
     </w:p>
     <w:p>
       <w:r>
-        <w:t>Source file: NYT/44.DOCX</w:t>
+        <w:t>Source file: NYT/3.DOCX</w:t>
       </w:r>
     </w:p>
     <w:p>
@@ -49,65 +49,68 @@
     </w:p>
     <w:p>
       <w:r>
-        <w:t>After serving the children of affluent parents for 40 years, St. George's Independent, a private elementary school here in a suburb of Memphis, decided to expand into higher grades.</w:t>
+        <w:t>The Volkswagen plant in Chattanooga is set to become the first unionized auto factory in the South not owned by one of Detroit's Big Three.</w:t>
         <w:br/>
-        <w:t xml:space="preserve">  But just as plans got under way in 1999 for a middle school and a high school, a group of donors concerned about the racial divide between Memphis, which is largely black, and its suburbs, which are largely white, offered school officials $6 million to create an elementary school in the city that would mirror the suburban campus.</w:t>
+        <w:t xml:space="preserve">In a landmark victory for organized labor, workers at a Volkswagen plant in Tennessee have voted overwhelmingly to join the United Automobile Workers union, becoming the first nonunion auto plant in a Southern state to do so. </w:t>
         <w:br/>
-        <w:t>The result became St. George's Memphis, an experiment that brings to the city the same lesson plans as the original school and some of the same teachers, in an effort to narrow the achievement gap in learning and to bridge social differences. By 2009, however, the first fifth-grade class from Memphis will join its Germantown counterpart to become an integrated sixth grade in the new middle school.</w:t>
+        <w:t xml:space="preserve">  The company said in a statement late Friday that the union had won 2,628 votes, with 985 opposed, in a three-day election. Two earlier bids by the U.A.W. to organize the Chattanooga factory over the last 10 years were narrowly defeated.</w:t>
         <w:br/>
-        <w:t xml:space="preserve">  Stewart Burgess, the Early Childhood Division director, said that in planning for the Memphis school, St. George's immediately rejected the idea of joining city and suburban children in large numbers before they finished fifth grade, even in the face of criticism from some city residents who accused St. George's of operating a ''separate but equal'' system to keep the suburban campus largely white.</w:t>
+        <w:t xml:space="preserve">  The outcome is a breakthrough for the labor movement in a region where anti-union sentiment has been strong for decades. And it comes six months after the U.A.W. won record wage gains and improved benefits in negotiations with the Detroit automakers.</w:t>
         <w:br/>
-        <w:t xml:space="preserve">  ''It's been tried over and over,'' Mr. Burgess said of quick immersion. ''It doesn't work very well. My work with a few individuals here showed a fair degree of discomfort.''</w:t>
+        <w:t xml:space="preserve">  The U.A.W. has for more than 80 years represented workers employed by General Motors, Ford Motor and Stellantis, the producer of Chrysler, Jeep, Ram and Dodge vehicles, and has organized some heavy-truck and bus factories in the South.</w:t>
         <w:br/>
-        <w:t xml:space="preserve">  School officials say they hope that St. George's high school graduates of 2016 and beyond, steeped in the school's dedication to cultural diversity, would return to the area after college. </w:t>
+        <w:t xml:space="preserve">  But the union had failed in previous attempts to organize any of the two dozen automobile factories owned by other companies across an area stretching from South Carolina to Texas and as far north as Ohio and Indiana.</w:t>
         <w:br/>
-        <w:t xml:space="preserve">  ''If an individual school can do something like this in Memphis,'' said Rick Ferguson, St. George's president, ''our dream is that it could be emulated by other independent schools around the nation.'' </w:t>
+        <w:t xml:space="preserve">  With the victory in Chattanooga, the U.A.W. will turn its focus to other Southern plants. A vote will take place in mid-May at a Mercedes-Benz plant in Vance, Ala., near Tuscaloosa. The U.A.W. is hoping to organize a half-dozen or more plants over the next two years.</w:t>
         <w:br/>
-        <w:t xml:space="preserve">  Only a few other private schools have attempted a similar project, according to the National Association of Independent Schools. The Cincinnati Hills Christian Academy, a suburban private school, opened a downtown campus for minority students six years ago. In North Philadelphia, a social services organization known as Project HOME is collaborating with Germantown Academy, the nation's oldest nonsectarian day school, to open an elementary school next year. </w:t>
+        <w:t xml:space="preserve">  ''Tonight you all together have taken a giant, historic step,'' Shawn Fain, the president of the U.A.W., said at a celebratory gathering in Chattanooga. ''Tonight we celebrate this historic moment in our nation's and our union's history. Let's get to it and go to work and win more for the working class of this nation.''</w:t>
         <w:br/>
-        <w:t xml:space="preserve">  For parents here, the effort has particular resonance. </w:t>
+        <w:t xml:space="preserve">  A string of victories for the U.A.W. could have profound effects for Southern auto workers and the broader auto industry. Nonunion auto workers typically earn significantly lower wages than those in U.A.W.-represented plants, and collective bargaining could bring them substantial increases in pay, benefits and job security.</w:t>
         <w:br/>
-        <w:t xml:space="preserve">  ''African-Americans have traditionally felt, especially in the South, that private schools were created to get rid of us and we're not welcome,'' said Yolanda Toney, a parent who is black and the mother of an eighth-grade boy at the middle school. She added: ''It's a complicated thing for both sides. But I feel St. George's is looking at it in the face and trying to deal with it head on.''</w:t>
+        <w:t xml:space="preserve">  ''Volkswagen workers will have a chance for better pay and working conditions under a collective bargaining agreement,'' said Arthur Wheaton, director of labor studies at Cornell University School of Industrial and Labor Relations. ''They'll have a lot of job protections under a union contract that they don't have now.''</w:t>
         <w:br/>
-        <w:t xml:space="preserve">  The effort here is building steadily as the St. George's campus in Memphis adds a class each year to reach parity with St. George's in suburban Germantown, which now has 400 children in pre-kindergarten through fifth grade. Most of the suburban students are from financially comfortable white families, and their parents pay up to $10,060 a year in tuition, school officials say.</w:t>
+        <w:t xml:space="preserve">  At G.M., Ford and Stellantis, any layoffs have to be planned with advance notice to the union, and workers get supplemented unemployment benefits. Nonunion plants don't have to take such measures. </w:t>
         <w:br/>
-        <w:t xml:space="preserve">  The Memphis school opened in a renovated church building with one pre-kindergarten class and now has nearly 100 children in pre-kindergarten through second grade. Most of the children are from black and Hispanic working-class families, officials say. Parents are required to pay at least $500 a year, with the rest covered by scholarships. </w:t>
+        <w:t xml:space="preserve">  A large U.A.W. presence in the South would also upset an automotive landscape in which U.A.W. contracts have left G.M., Ford and Stellantis with higher labor costs than nonunion rivals like Toyota, Honda, Nissan, Tesla and Hyundai.</w:t>
         <w:br/>
-        <w:t xml:space="preserve">  School officials said they recruited children for their first class by knocking on doors in city neighborhoods. Now they have more applicants than openings. Mr. Ferguson said each child from the Memphis school who remained in St. George's from pre-kindergarten through 12th grade would represent a scholarship worth $250,000.</w:t>
+        <w:t xml:space="preserve">  ''This is a watershed moment for the industry,'' said Harley Shaiken, a professor emeritus at the University of California, Berkeley, who has followed the U.A.W. for more than three decades. ''It sets an example that would resonate across the industry, and across other industries where there's a large presence of nonunion workers.''</w:t>
         <w:br/>
-        <w:t xml:space="preserve">  St. George's two elementary schools are about eight miles apart, but increasingly they are less and less apart academically and socially, Mr. Burgess and other school officials said. Besides using the same approach to teaching, school officials have set out to ease whatever culture clash remains in 2009 by having children and their parents from both schools take part in events known as ''cross campus connections,'' like field trips, plays, lunches and community service projects, throughout the year.</w:t>
+        <w:t xml:space="preserve">  The U.A.W.'s success in the negotiations with the Big Three in the fall set off a surge in interest among Southern autoworkers in organizing their own plants, the union said, and prompted the U.A.W. to kick off a $40 million effort to support them.</w:t>
         <w:br/>
-        <w:t xml:space="preserve">  Each child also has a ''buddy'' at the other school. </w:t>
+        <w:t xml:space="preserve">  Volkswagen workers who voted in favor of U.A.W. representation said they hoped the union would help them win higher wages and more paid time off. The Chattanooga factory currently pays a top wage of about $35 an hour, compared with the top wage of more than $40 an hour that G.M., Ford and Stellantis now pay U.A.W. workers.</w:t>
         <w:br/>
-        <w:t xml:space="preserve">  Gene Pearson, director of the Graduate Program in City and Regional Planning at the University of Memphis, said environmental psychologists generally agree that the gradual mixing of children gives them a better chance at long-term success.</w:t>
+        <w:t xml:space="preserve">  The U.A.W. contracts also provide health care coverage that is almost entirely paid by the companies, substantial profit-sharing bonuses, cost-of-living adjustments to insulate workers from inflation and generous retirement programs.</w:t>
         <w:br/>
-        <w:t xml:space="preserve">  ''We know the maturation process humans go through,'' he said. ''The phases are spaced around the house to the yard to the block to the neighborhood. That's why neighborhood-based elementary schools have always been the ideal.'' </w:t>
+        <w:t xml:space="preserve">  Among those voting for the U.A.W. in Chattanooga was Tony Akridge, 48, who is in his second year at the VW plant, working on motors and transmissions on the night shift. His $23 hourly wage exceeded what he earned in previous jobs, he said, but he voted for the U.A.W. in hopes that the union could help improve workers' living standards.</w:t>
         <w:br/>
-        <w:t xml:space="preserve">  So far, Mr. Burgess said, the educational signs are encouraging. </w:t>
+        <w:t xml:space="preserve">  ''It gives us a better opportunity,'' Mr. Akridge said. ''They pay us OK, but it's not good enough for the things they need done. Noting the rising cost of living, he added that the union ''will get better benefits toward that, making life just a little bit more easy.''</w:t>
         <w:br/>
-        <w:t xml:space="preserve">  In the classroom, tests given to second graders last month showed that all but 2 of the 20 attending the Memphis school were reading more than half a year above grade level, officials said, putting them within range of the 54 Germantown second graders, who were reading slightly above third-grade level. Mr. Burgess said it was close enough that the difference would most likely melt away by fifth grade. </w:t>
+        <w:t xml:space="preserve">  Others are counting on U.A.W. representation to bring more paid time off. Most VW workers must either take unpaid time off when the plant shuts down in the summer and around the holidays, or use paid time off to cover those periods. If they do, many are left with only a few days to cover any sick days or family leave the rest of the year, workers said.</w:t>
         <w:br/>
-        <w:t xml:space="preserve">  Officials said that only a very small percentage of struggling children at each school are terminated each year. ''I'm impressed with where we are,'' Mr. Burgess said. ''I am more worried about the societal part than the academic.''</w:t>
+        <w:t xml:space="preserve">  ''We're forced to use our P.T.O. a lot instead of using it on our own terms sometimes,'' said Craig Jackson, 56, who voted for the union.</w:t>
         <w:br/>
-        <w:t xml:space="preserve">  For now, children appear to be at ease with others if not altogether ignorant of their differences. On a recent field trip to a nature preserve, kindergartners from both schools seemed separated more by sex than race. Hugs, hand-holding and smiles were abundant.</w:t>
+        <w:t xml:space="preserve">  At the Detroit automakers, U.A.W. workers get up to five weeks of vacation and 19 paid holidays, and are allowed two weeks for parental leave.</w:t>
         <w:br/>
-        <w:t xml:space="preserve">  ''I wanted my children to have it a little better than I had it, a little better education,'' said Felecia Walker, who is black and has two sons at the Memphis school. ''When I first attended a parents' open house, they were talking about college, and that really touched me. It wasn't 'if' your child is going to college; it was 'when.' That helped set it in my mind that this was the right place for me.''</w:t>
+        <w:t xml:space="preserve">  Workers who opposed the union at VW said they were unsure what gains the U.A.W. could bring them.</w:t>
         <w:br/>
-        <w:t xml:space="preserve">  The parents said their children have much to gain from each other, but they also admitted to tensions. </w:t>
+        <w:t xml:space="preserve">  ''You really don't have any kind of guarantee with them,'' said Darrell Belcher, 54, who has worked on the assembly floor for 13 years and voted against the U.A.W. in the two previous elections at the plant. ''I'm not saying we won't gain anything, but we are probably going to lose something just to gain it.''</w:t>
         <w:br/>
-        <w:t xml:space="preserve">  For Ms. Walker, it was the possibility ''someone would call one of my boys the n-word.'' She added, ''It's something you think about.'' </w:t>
+        <w:t xml:space="preserve">  As the voting was about to start, the governors of Alabama, Georgia, Tennessee, Mississippi, South Carolina, and Texas -- all Republicans -- issued a statement on Tuesday saying unionizing would jeopardize auto jobs in their states.</w:t>
         <w:br/>
-        <w:t xml:space="preserve">  Ms. Toney said she worried about reactions to interracial dating as the children got older. Terry Harter, a white mother of a fifth grader at the suburban campus, agreed, saying interracial dating was fine with her ''as long as they had the same values.''</w:t>
+        <w:t xml:space="preserve">  ''We want to keep good-paying jobs and continue to grow the American auto manufacturing sector here,'' the governors said. ''A successful unionization drive will stop this growth in its tracks, to the detriment of American workers.''</w:t>
         <w:br/>
-        <w:t xml:space="preserve">  Mr. Ferguson said the St. George's schools face other challenges as well. The fund-raising pressures are unrelenting, with the need to cover the Memphis scholarships at $1 million this year and growing. In addition, officials want to improve the Memphis location with facilities to match the suburban school, including a spacious library, a gymnasium and an auditorium.</w:t>
+        <w:t xml:space="preserve">  But even some VW workers who opposed the U.A.W. said they did not think union representation would endanger the Chattanooga plant. ''I do not feel that the plant will leave Chattanooga or the South,'' said Cody Rose, 34, a 13-year veteran of the plant who works in body shop production. ''Volkswagen has too much invested in this area.''</w:t>
         <w:br/>
-        <w:t xml:space="preserve">  Still, he said, school officials were committed to seeing it through, and for him the effort was personal. As a child, he said, he watched as some whites ostracized his father, Bert, who created WDIA in Memphis, the first radio station in the country with programs aimed at black listeners.</w:t>
+        <w:t xml:space="preserve">  The Chattanooga plant opened in 2011, and employs 5,500 people, of whom about 4,300 were eligible to vote in the union election. The plant produces the VW Atlas, a large sport utility vehicle, and an electric vehicle, the ID.4. It is Volkswagen's only plant in the United States, and was the only VW plant in the world that was not unionized.</w:t>
         <w:br/>
-        <w:t xml:space="preserve">  ''I grew up with a lot of flak,'' he said. ''I'd come home to my white neighbors, and they knew what Dad did. We heard a lot of jokes, but that had a lotto do with how I feel about getting the races together.''</w:t>
+        <w:t xml:space="preserve">  The U.A.W. had some advantages in winning support at Volkswagen. Its effort had the support of IG Metall, the powerful union that represents autoworkers in Germany. German companies also have a strong tradition of giving workers a voice. Under German law, worker representatives must hold half the seats on a company's supervisory board, the equivalent of a board of directors.</w:t>
+        <w:br/>
+        <w:t xml:space="preserve">  The U.A.W. can now turn its attention to the Mercedes plant in Alabama, which employs about 6,100 people. The union tried to organize that plant once before, but the effort died out before coming to a vote. </w:t>
+        <w:br/>
+        <w:t xml:space="preserve">  Jamie McGee contributed reporting.Jamie McGee contributed reporting.</w:t>
         <w:br/>
         <w:br/>
-        <w:br/>
-        <w:t>http://www.nytimes.com</w:t>
+        <w:t>https://www.nytimes.com/2024/04/19/business/economy/volkswagen-united-automobile-workers-union.html</w:t>
         <w:br/>
         <w:br/>
         <w:t>Graphic</w:t>
@@ -115,9 +118,7 @@
         <w:br/>
         <w:t xml:space="preserve"> </w:t>
         <w:br/>
-        <w:t>Photos: A class in session in Lisa Johnson's second-grade room at St. George's Independent's campus in Memphis.</w:t>
-        <w:br/>
-        <w:t xml:space="preserve"> St. George's Independent pupils in Memphis and Germantown, Tenn., on a joint field trip to a nature center. (Photographs by Rollin Riggs for The New York Times)</w:t>
+        <w:t>PHOTO: The Volkswagen assembly plant in Chattanooga, Tenn., was the automaker's only plant in the world that was not unionized. (PHOTOGRAPH BY MELISSA GOLDEN FOR THE NEW YORK TIMES) This article appeared in print on page A22.</w:t>
       </w:r>
     </w:p>
     <w:sectPr>

--- a/example_articles/states/Tennessee/3.states_Tennessee_New_York_Times.docx
+++ b/example_articles/states/Tennessee/3.states_Tennessee_New_York_Times.docx
@@ -7,7 +7,7 @@
         <w:pStyle w:val="Heading1"/>
       </w:pPr>
       <w:r>
-        <w:t>Workers in Tennessee Vote to Join the U.A.W.</w:t>
+        <w:t>Poetry</w:t>
       </w:r>
     </w:p>
     <w:p>
@@ -17,17 +17,17 @@
     </w:p>
     <w:p>
       <w:r>
-        <w:t>Date: 2024-04-21</w:t>
+        <w:t>Date: 2021-09-19</w:t>
       </w:r>
     </w:p>
     <w:p>
       <w:r>
-        <w:t>Section: Section A; Column 0; National Desk; Pg. 22</w:t>
+        <w:t>Section: Section BR; Column 0; Book Review Desk; Pg. 26; SHORTLIST</w:t>
       </w:r>
     </w:p>
     <w:p>
       <w:r>
-        <w:t>Source file: NYT/3.DOCX</w:t>
+        <w:t>Source file: NYT/9.DOCX</w:t>
       </w:r>
     </w:p>
     <w:p>
@@ -49,68 +49,26 @@
     </w:p>
     <w:p>
       <w:r>
-        <w:t>The Volkswagen plant in Chattanooga is set to become the first unionized auto factory in the South not owned by one of Detroit's Big Three.</w:t>
+        <w:t>CATCALLINGBy Lee SohoTranslated by Soje 103 pp. Open Letter. Paper, $14.95.</w:t>
         <w:br/>
-        <w:t xml:space="preserve">In a landmark victory for organized labor, workers at a Volkswagen plant in Tennessee have voted overwhelmingly to join the United Automobile Workers union, becoming the first nonunion auto plant in a Southern state to do so. </w:t>
+        <w:t xml:space="preserve">Painful and charming, raw and sometimes purposefully childish, Soho's poems track the Korean poet's alter ego, Kyungjin, and her sometimes affectionate, sometimes bloody relations with her birth family. ''I wore baby clothes and a bridal veil,'' she imagines: ''Little sister and I were stuck on top of the same wedding cake''; ''I slit little sister's wrist for her. Mom says you slept inside her like it was your grave.'' Sexuality, free-flowing angst and ''Teen......Spleen,'' as the poet puts it, animate a compelling volume of free verse, prose poems and monostichs, turning from tender intimacy to visceral confusion in the space of a few syllables. On good days, the poet inhabits disturbing dream-visions: ''We combed each other's pubic hair with mascara,'' ''Sharing bites of each other.'' On bad days, Kyungjin (who is also a gallery artist) faces down the predictable, virulent sexism of men in the art world: ''I like you, Soho, because you're chill. Lady artists are different from other girls.'' ''Playing with scars,'' asking, ''Tie me tighter,'' Soho draws both on Korea-specific contexts and on the shock and feminist awe of an international avant-garde, citing Niki de Saint Phalle and Tracey Emin. </w:t>
         <w:br/>
-        <w:t xml:space="preserve">  The company said in a statement late Friday that the union had won 2,628 votes, with 985 opposed, in a three-day election. Two earlier bids by the U.A.W. to organize the Chattanooga factory over the last 10 years were narrowly defeated.</w:t>
+        <w:t xml:space="preserve">The single-named Soje's spare and clear translations serve the poet well. Writing about the difficulty of ''drawing a single boundary,'' Soho also mixes verse with visual art, using typography, layout and line drawings to augment her forceful words. </w:t>
         <w:br/>
-        <w:t xml:space="preserve">  The outcome is a breakthrough for the labor movement in a region where anti-union sentiment has been strong for decades. And it comes six months after the U.A.W. won record wage gains and improved benefits in negotiations with the Detroit automakers.</w:t>
+        <w:t xml:space="preserve">  THE COLLECTION PLATEPoemsBy Kendra Allen78 pp. Ecco. $26.99.</w:t>
         <w:br/>
-        <w:t xml:space="preserve">  The U.A.W. has for more than 80 years represented workers employed by General Motors, Ford Motor and Stellantis, the producer of Chrysler, Jeep, Ram and Dodge vehicles, and has organized some heavy-truck and bus factories in the South.</w:t>
+        <w:t xml:space="preserve">  Gospel traditions, erotic need, African American vernacular English and plenty of blank space on well-organized pages come together in ''The Collection Plate,'' Allen's debut. Echoes of recent giants from Lucille Clifton to C. D. Wright, musical quotations from Earl Sweatshirt to Ace Hood, support a collection distinguished by winningly colloquial titles: ''The invention of the Super Sadness! was an accident.'' ''The many times I failed to defend my mother to Our Father.'' ''I ain't never baked a thing from scratch a day in my life.'' Water and swimming and baptism, worship and blasphemy, describe an America in which Black lives ought to matter, but -- as in the Flint, Mich., water crisis -- they may not: ''This American way / results in bodies of children, / a news story, and in extreme / cases, residents plead for / showmanship then evaporate.'' Allen excels -- like Clifton, like Robert Burns -- as she shifts into and out of standard English: ''this is either finna make sense / or we gone break.'' Amid all the fragments, complete single poems pop out. One comprises a mini-crown of semi-sonnets; another compares, jocularly and then with righteous anger, persecuted Black Americans to ''chihuahuas,'' who ''bark cause that's what they supposed to do.'' Also an essayist (''When You Learn the Alphabet''), Allen writes to honor her elders, among them a centenarian great-grandmother who made a triumph of simple survival: ''ain't no need to sorrow the sticky / stuff / when kids gotta learn to grieve too.''</w:t>
         <w:br/>
-        <w:t xml:space="preserve">  But the union had failed in previous attempts to organize any of the two dozen automobile factories owned by other companies across an area stretching from South Carolina to Texas and as far north as Ohio and Indiana.</w:t>
+        <w:t xml:space="preserve">  MAROON CHOREOGRAPHYBy Fahima Ife125 pp. Duke University. Cloth, $84.95; paper, $21.95.</w:t>
         <w:br/>
-        <w:t xml:space="preserve">  With the victory in Chattanooga, the U.A.W. will turn its focus to other Southern plants. A vote will take place in mid-May at a Mercedes-Benz plant in Vance, Ala., near Tuscaloosa. The U.A.W. is hoping to organize a half-dozen or more plants over the next two years.</w:t>
+        <w:t xml:space="preserve">  Ife's poems approach African American, West Indian and global Black experiences through the perspective of demanding theoretical frameworks. ''Sinuous / and sensuous / as night is / singular,'' engaged like Allen with ''the sound of my grandmother's lost voice,'' Ife invokes recent thinkers for whom the inherited rules and categories of what we have learned to call civilization look like acts of Western oppression. Against those categories, with sublimity and verve, Ife's verse raises up a defiant ''queeribbeanness,'' celebrating ''unruly contemporary dancers'' and other ''black bodies'' that ''struggle to name our lives as sovereign, on our own terms.'' Spectacularly allusive in its canny, concise segments, sometimes programmatic but more often simply learned, Ife's ''tremulous / antegrammatical'' work invokes ''the black morning of baldwin / across the river in another country.'' James Baldwin sits beside Fred Moten, Saidiya Hartman and the mushroom expert and anthropologist Anna Lowenhaupt Tsing in the 20-page visual poem that doubles as Ife's bibliography: the X's and parallels in its lists of titles complement the slim, asymmetrical stanzas in the body of Ife's book. The cruelties of the middle passages, of lynching, of white supremacy recede in the Louisiana-based Ife's utopian imagination, where divisions among human, animal and plant life also fade away: All its central figures, no longer in danger, become ''not runaway slave not fugitive,'' ''not seven fugitives / only trees.''</w:t>
         <w:br/>
-        <w:t xml:space="preserve">  ''Tonight you all together have taken a giant, historic step,'' Shawn Fain, the president of the U.A.W., said at a celebratory gathering in Chattanooga. ''Tonight we celebrate this historic moment in our nation's and our union's history. Let's get to it and go to work and win more for the working class of this nation.''</w:t>
+        <w:t xml:space="preserve">  THE SURVIVAL EXPOPoemsBy Caki Wilkinson78 pp. Persea. Paper, $15.95.</w:t>
         <w:br/>
-        <w:t xml:space="preserve">  A string of victories for the U.A.W. could have profound effects for Southern auto workers and the broader auto industry. Nonunion auto workers typically earn significantly lower wages than those in U.A.W.-represented plants, and collective bargaining could bring them substantial increases in pay, benefits and job security.</w:t>
-        <w:br/>
-        <w:t xml:space="preserve">  ''Volkswagen workers will have a chance for better pay and working conditions under a collective bargaining agreement,'' said Arthur Wheaton, director of labor studies at Cornell University School of Industrial and Labor Relations. ''They'll have a lot of job protections under a union contract that they don't have now.''</w:t>
-        <w:br/>
-        <w:t xml:space="preserve">  At G.M., Ford and Stellantis, any layoffs have to be planned with advance notice to the union, and workers get supplemented unemployment benefits. Nonunion plants don't have to take such measures. </w:t>
-        <w:br/>
-        <w:t xml:space="preserve">  A large U.A.W. presence in the South would also upset an automotive landscape in which U.A.W. contracts have left G.M., Ford and Stellantis with higher labor costs than nonunion rivals like Toyota, Honda, Nissan, Tesla and Hyundai.</w:t>
-        <w:br/>
-        <w:t xml:space="preserve">  ''This is a watershed moment for the industry,'' said Harley Shaiken, a professor emeritus at the University of California, Berkeley, who has followed the U.A.W. for more than three decades. ''It sets an example that would resonate across the industry, and across other industries where there's a large presence of nonunion workers.''</w:t>
-        <w:br/>
-        <w:t xml:space="preserve">  The U.A.W.'s success in the negotiations with the Big Three in the fall set off a surge in interest among Southern autoworkers in organizing their own plants, the union said, and prompted the U.A.W. to kick off a $40 million effort to support them.</w:t>
-        <w:br/>
-        <w:t xml:space="preserve">  Volkswagen workers who voted in favor of U.A.W. representation said they hoped the union would help them win higher wages and more paid time off. The Chattanooga factory currently pays a top wage of about $35 an hour, compared with the top wage of more than $40 an hour that G.M., Ford and Stellantis now pay U.A.W. workers.</w:t>
-        <w:br/>
-        <w:t xml:space="preserve">  The U.A.W. contracts also provide health care coverage that is almost entirely paid by the companies, substantial profit-sharing bonuses, cost-of-living adjustments to insulate workers from inflation and generous retirement programs.</w:t>
-        <w:br/>
-        <w:t xml:space="preserve">  Among those voting for the U.A.W. in Chattanooga was Tony Akridge, 48, who is in his second year at the VW plant, working on motors and transmissions on the night shift. His $23 hourly wage exceeded what he earned in previous jobs, he said, but he voted for the U.A.W. in hopes that the union could help improve workers' living standards.</w:t>
-        <w:br/>
-        <w:t xml:space="preserve">  ''It gives us a better opportunity,'' Mr. Akridge said. ''They pay us OK, but it's not good enough for the things they need done. Noting the rising cost of living, he added that the union ''will get better benefits toward that, making life just a little bit more easy.''</w:t>
-        <w:br/>
-        <w:t xml:space="preserve">  Others are counting on U.A.W. representation to bring more paid time off. Most VW workers must either take unpaid time off when the plant shuts down in the summer and around the holidays, or use paid time off to cover those periods. If they do, many are left with only a few days to cover any sick days or family leave the rest of the year, workers said.</w:t>
-        <w:br/>
-        <w:t xml:space="preserve">  ''We're forced to use our P.T.O. a lot instead of using it on our own terms sometimes,'' said Craig Jackson, 56, who voted for the union.</w:t>
-        <w:br/>
-        <w:t xml:space="preserve">  At the Detroit automakers, U.A.W. workers get up to five weeks of vacation and 19 paid holidays, and are allowed two weeks for parental leave.</w:t>
-        <w:br/>
-        <w:t xml:space="preserve">  Workers who opposed the union at VW said they were unsure what gains the U.A.W. could bring them.</w:t>
-        <w:br/>
-        <w:t xml:space="preserve">  ''You really don't have any kind of guarantee with them,'' said Darrell Belcher, 54, who has worked on the assembly floor for 13 years and voted against the U.A.W. in the two previous elections at the plant. ''I'm not saying we won't gain anything, but we are probably going to lose something just to gain it.''</w:t>
-        <w:br/>
-        <w:t xml:space="preserve">  As the voting was about to start, the governors of Alabama, Georgia, Tennessee, Mississippi, South Carolina, and Texas -- all Republicans -- issued a statement on Tuesday saying unionizing would jeopardize auto jobs in their states.</w:t>
-        <w:br/>
-        <w:t xml:space="preserve">  ''We want to keep good-paying jobs and continue to grow the American auto manufacturing sector here,'' the governors said. ''A successful unionization drive will stop this growth in its tracks, to the detriment of American workers.''</w:t>
-        <w:br/>
-        <w:t xml:space="preserve">  But even some VW workers who opposed the U.A.W. said they did not think union representation would endanger the Chattanooga plant. ''I do not feel that the plant will leave Chattanooga or the South,'' said Cody Rose, 34, a 13-year veteran of the plant who works in body shop production. ''Volkswagen has too much invested in this area.''</w:t>
-        <w:br/>
-        <w:t xml:space="preserve">  The Chattanooga plant opened in 2011, and employs 5,500 people, of whom about 4,300 were eligible to vote in the union election. The plant produces the VW Atlas, a large sport utility vehicle, and an electric vehicle, the ID.4. It is Volkswagen's only plant in the United States, and was the only VW plant in the world that was not unionized.</w:t>
-        <w:br/>
-        <w:t xml:space="preserve">  The U.A.W. had some advantages in winning support at Volkswagen. Its effort had the support of IG Metall, the powerful union that represents autoworkers in Germany. German companies also have a strong tradition of giving workers a voice. Under German law, worker representatives must hold half the seats on a company's supervisory board, the equivalent of a board of directors.</w:t>
-        <w:br/>
-        <w:t xml:space="preserve">  The U.A.W. can now turn its attention to the Mercedes plant in Alabama, which employs about 6,100 people. The union tried to organize that plant once before, but the effort died out before coming to a vote. </w:t>
-        <w:br/>
-        <w:t xml:space="preserve">  Jamie McGee contributed reporting.Jamie McGee contributed reporting.</w:t>
+        <w:t xml:space="preserve">  ''Our trick plays worked. We wore each other's sweat. / Our pregnant captain didn't know it yet.'' Wilkinson's third collection opens where her second left off: with stars of girls' sports wondering how to grow up. Southern exurbs and small towns, the people who live there and the people who flee, and two such people in particular -- one the poet, the other her working-class cousin -- animate her delightful, clever, sometimes wrenching, sometimes rhyming and always clear verse and prose. Wilkinson's women fear they peaked in their teens. ''Juvenilia'' recalls exciting days and headstrong choices ''in a borrowed car / with a guy called Nuh-Uh at the wheel.'' The poet's cousin, Hope, ''runs out and won't say where she's headed,'' her heady rebellion turned to frustration. The poet, grown, conducts a ''Rite Performed With the Aid of High School Exes.'' In ''I Think About My Neighbors,'' the Memphis resident lets herself ''wonder how they voted, or will vote,'' and to what effect. She may want to flee from them, or from herself: ''I'd take a post hole digger / to the extra acreage where my worst thoughts graze / and build a high fence I could shoo them through.'' Poems organized around famous quotations, poems using only one vowel (''we helter-skeltered. / We deleted scenes''), poems made from lists of towns' names entertain in their own right, reminiscent of recent volumes by Sandra Beasley or Denise Duhamel. And yet the collection's emotional depth comes from work with more conventional, even narrative, structure, fitting the impulsive teenager Wilkinson was inside the careful adult she has become.Stephanie Burt's most recent books are ''Don't Read Poetry: A Book About How to Read Poems'' and a collection of modern translations, ''After Callimachus.'' She teaches English at Harvard.</w:t>
         <w:br/>
         <w:br/>
-        <w:t>https://www.nytimes.com/2024/04/19/business/economy/volkswagen-united-automobile-workers-union.html</w:t>
+        <w:t>https://www.nytimes.com/2021/09/09/books/review/four-new-poetry-books-mine-their-authors-pasts-for-music-and-meaning.html</w:t>
         <w:br/>
         <w:br/>
         <w:t>Graphic</w:t>
@@ -118,7 +76,7 @@
         <w:br/>
         <w:t xml:space="preserve"> </w:t>
         <w:br/>
-        <w:t>PHOTO: The Volkswagen assembly plant in Chattanooga, Tenn., was the automaker's only plant in the world that was not unionized. (PHOTOGRAPH BY MELISSA GOLDEN FOR THE NEW YORK TIMES) This article appeared in print on page A22.</w:t>
+        <w:t>PHOTOS</w:t>
       </w:r>
     </w:p>
     <w:sectPr>

--- a/example_articles/states/Tennessee/3.states_Tennessee_New_York_Times.docx
+++ b/example_articles/states/Tennessee/3.states_Tennessee_New_York_Times.docx
@@ -7,7 +7,7 @@
         <w:pStyle w:val="Heading1"/>
       </w:pPr>
       <w:r>
-        <w:t>Poetry</w:t>
+        <w:t>Workers in Tennessee Vote to Join the U.A.W.</w:t>
       </w:r>
     </w:p>
     <w:p>
@@ -17,17 +17,17 @@
     </w:p>
     <w:p>
       <w:r>
-        <w:t>Date: 2021-09-19</w:t>
+        <w:t>Date: 2024-04-21</w:t>
       </w:r>
     </w:p>
     <w:p>
       <w:r>
-        <w:t>Section: Section BR; Column 0; Book Review Desk; Pg. 26; SHORTLIST</w:t>
+        <w:t>Section: Section A; Column 0; National Desk; Pg. 22</w:t>
       </w:r>
     </w:p>
     <w:p>
       <w:r>
-        <w:t>Source file: NYT/9.DOCX</w:t>
+        <w:t>Source file: NYT/3.DOCX</w:t>
       </w:r>
     </w:p>
     <w:p>
@@ -49,26 +49,68 @@
     </w:p>
     <w:p>
       <w:r>
-        <w:t>CATCALLINGBy Lee SohoTranslated by Soje 103 pp. Open Letter. Paper, $14.95.</w:t>
+        <w:t>The Volkswagen plant in Chattanooga is set to become the first unionized auto factory in the South not owned by one of Detroit's Big Three.</w:t>
         <w:br/>
-        <w:t xml:space="preserve">Painful and charming, raw and sometimes purposefully childish, Soho's poems track the Korean poet's alter ego, Kyungjin, and her sometimes affectionate, sometimes bloody relations with her birth family. ''I wore baby clothes and a bridal veil,'' she imagines: ''Little sister and I were stuck on top of the same wedding cake''; ''I slit little sister's wrist for her. Mom says you slept inside her like it was your grave.'' Sexuality, free-flowing angst and ''Teen......Spleen,'' as the poet puts it, animate a compelling volume of free verse, prose poems and monostichs, turning from tender intimacy to visceral confusion in the space of a few syllables. On good days, the poet inhabits disturbing dream-visions: ''We combed each other's pubic hair with mascara,'' ''Sharing bites of each other.'' On bad days, Kyungjin (who is also a gallery artist) faces down the predictable, virulent sexism of men in the art world: ''I like you, Soho, because you're chill. Lady artists are different from other girls.'' ''Playing with scars,'' asking, ''Tie me tighter,'' Soho draws both on Korea-specific contexts and on the shock and feminist awe of an international avant-garde, citing Niki de Saint Phalle and Tracey Emin. </w:t>
+        <w:t xml:space="preserve">In a landmark victory for organized labor, workers at a Volkswagen plant in Tennessee have voted overwhelmingly to join the United Automobile Workers union, becoming the first nonunion auto plant in a Southern state to do so. </w:t>
         <w:br/>
-        <w:t xml:space="preserve">The single-named Soje's spare and clear translations serve the poet well. Writing about the difficulty of ''drawing a single boundary,'' Soho also mixes verse with visual art, using typography, layout and line drawings to augment her forceful words. </w:t>
+        <w:t xml:space="preserve">  The company said in a statement late Friday that the union had won 2,628 votes, with 985 opposed, in a three-day election. Two earlier bids by the U.A.W. to organize the Chattanooga factory over the last 10 years were narrowly defeated.</w:t>
         <w:br/>
-        <w:t xml:space="preserve">  THE COLLECTION PLATEPoemsBy Kendra Allen78 pp. Ecco. $26.99.</w:t>
+        <w:t xml:space="preserve">  The outcome is a breakthrough for the labor movement in a region where anti-union sentiment has been strong for decades. And it comes six months after the U.A.W. won record wage gains and improved benefits in negotiations with the Detroit automakers.</w:t>
         <w:br/>
-        <w:t xml:space="preserve">  Gospel traditions, erotic need, African American vernacular English and plenty of blank space on well-organized pages come together in ''The Collection Plate,'' Allen's debut. Echoes of recent giants from Lucille Clifton to C. D. Wright, musical quotations from Earl Sweatshirt to Ace Hood, support a collection distinguished by winningly colloquial titles: ''The invention of the Super Sadness! was an accident.'' ''The many times I failed to defend my mother to Our Father.'' ''I ain't never baked a thing from scratch a day in my life.'' Water and swimming and baptism, worship and blasphemy, describe an America in which Black lives ought to matter, but -- as in the Flint, Mich., water crisis -- they may not: ''This American way / results in bodies of children, / a news story, and in extreme / cases, residents plead for / showmanship then evaporate.'' Allen excels -- like Clifton, like Robert Burns -- as she shifts into and out of standard English: ''this is either finna make sense / or we gone break.'' Amid all the fragments, complete single poems pop out. One comprises a mini-crown of semi-sonnets; another compares, jocularly and then with righteous anger, persecuted Black Americans to ''chihuahuas,'' who ''bark cause that's what they supposed to do.'' Also an essayist (''When You Learn the Alphabet''), Allen writes to honor her elders, among them a centenarian great-grandmother who made a triumph of simple survival: ''ain't no need to sorrow the sticky / stuff / when kids gotta learn to grieve too.''</w:t>
+        <w:t xml:space="preserve">  The U.A.W. has for more than 80 years represented workers employed by General Motors, Ford Motor and Stellantis, the producer of Chrysler, Jeep, Ram and Dodge vehicles, and has organized some heavy-truck and bus factories in the South.</w:t>
         <w:br/>
-        <w:t xml:space="preserve">  MAROON CHOREOGRAPHYBy Fahima Ife125 pp. Duke University. Cloth, $84.95; paper, $21.95.</w:t>
+        <w:t xml:space="preserve">  But the union had failed in previous attempts to organize any of the two dozen automobile factories owned by other companies across an area stretching from South Carolina to Texas and as far north as Ohio and Indiana.</w:t>
         <w:br/>
-        <w:t xml:space="preserve">  Ife's poems approach African American, West Indian and global Black experiences through the perspective of demanding theoretical frameworks. ''Sinuous / and sensuous / as night is / singular,'' engaged like Allen with ''the sound of my grandmother's lost voice,'' Ife invokes recent thinkers for whom the inherited rules and categories of what we have learned to call civilization look like acts of Western oppression. Against those categories, with sublimity and verve, Ife's verse raises up a defiant ''queeribbeanness,'' celebrating ''unruly contemporary dancers'' and other ''black bodies'' that ''struggle to name our lives as sovereign, on our own terms.'' Spectacularly allusive in its canny, concise segments, sometimes programmatic but more often simply learned, Ife's ''tremulous / antegrammatical'' work invokes ''the black morning of baldwin / across the river in another country.'' James Baldwin sits beside Fred Moten, Saidiya Hartman and the mushroom expert and anthropologist Anna Lowenhaupt Tsing in the 20-page visual poem that doubles as Ife's bibliography: the X's and parallels in its lists of titles complement the slim, asymmetrical stanzas in the body of Ife's book. The cruelties of the middle passages, of lynching, of white supremacy recede in the Louisiana-based Ife's utopian imagination, where divisions among human, animal and plant life also fade away: All its central figures, no longer in danger, become ''not runaway slave not fugitive,'' ''not seven fugitives / only trees.''</w:t>
+        <w:t xml:space="preserve">  With the victory in Chattanooga, the U.A.W. will turn its focus to other Southern plants. A vote will take place in mid-May at a Mercedes-Benz plant in Vance, Ala., near Tuscaloosa. The U.A.W. is hoping to organize a half-dozen or more plants over the next two years.</w:t>
         <w:br/>
-        <w:t xml:space="preserve">  THE SURVIVAL EXPOPoemsBy Caki Wilkinson78 pp. Persea. Paper, $15.95.</w:t>
+        <w:t xml:space="preserve">  ''Tonight you all together have taken a giant, historic step,'' Shawn Fain, the president of the U.A.W., said at a celebratory gathering in Chattanooga. ''Tonight we celebrate this historic moment in our nation's and our union's history. Let's get to it and go to work and win more for the working class of this nation.''</w:t>
         <w:br/>
-        <w:t xml:space="preserve">  ''Our trick plays worked. We wore each other's sweat. / Our pregnant captain didn't know it yet.'' Wilkinson's third collection opens where her second left off: with stars of girls' sports wondering how to grow up. Southern exurbs and small towns, the people who live there and the people who flee, and two such people in particular -- one the poet, the other her working-class cousin -- animate her delightful, clever, sometimes wrenching, sometimes rhyming and always clear verse and prose. Wilkinson's women fear they peaked in their teens. ''Juvenilia'' recalls exciting days and headstrong choices ''in a borrowed car / with a guy called Nuh-Uh at the wheel.'' The poet's cousin, Hope, ''runs out and won't say where she's headed,'' her heady rebellion turned to frustration. The poet, grown, conducts a ''Rite Performed With the Aid of High School Exes.'' In ''I Think About My Neighbors,'' the Memphis resident lets herself ''wonder how they voted, or will vote,'' and to what effect. She may want to flee from them, or from herself: ''I'd take a post hole digger / to the extra acreage where my worst thoughts graze / and build a high fence I could shoo them through.'' Poems organized around famous quotations, poems using only one vowel (''we helter-skeltered. / We deleted scenes''), poems made from lists of towns' names entertain in their own right, reminiscent of recent volumes by Sandra Beasley or Denise Duhamel. And yet the collection's emotional depth comes from work with more conventional, even narrative, structure, fitting the impulsive teenager Wilkinson was inside the careful adult she has become.Stephanie Burt's most recent books are ''Don't Read Poetry: A Book About How to Read Poems'' and a collection of modern translations, ''After Callimachus.'' She teaches English at Harvard.</w:t>
+        <w:t xml:space="preserve">  A string of victories for the U.A.W. could have profound effects for Southern auto workers and the broader auto industry. Nonunion auto workers typically earn significantly lower wages than those in U.A.W.-represented plants, and collective bargaining could bring them substantial increases in pay, benefits and job security.</w:t>
+        <w:br/>
+        <w:t xml:space="preserve">  ''Volkswagen workers will have a chance for better pay and working conditions under a collective bargaining agreement,'' said Arthur Wheaton, director of labor studies at Cornell University School of Industrial and Labor Relations. ''They'll have a lot of job protections under a union contract that they don't have now.''</w:t>
+        <w:br/>
+        <w:t xml:space="preserve">  At G.M., Ford and Stellantis, any layoffs have to be planned with advance notice to the union, and workers get supplemented unemployment benefits. Nonunion plants don't have to take such measures. </w:t>
+        <w:br/>
+        <w:t xml:space="preserve">  A large U.A.W. presence in the South would also upset an automotive landscape in which U.A.W. contracts have left G.M., Ford and Stellantis with higher labor costs than nonunion rivals like Toyota, Honda, Nissan, Tesla and Hyundai.</w:t>
+        <w:br/>
+        <w:t xml:space="preserve">  ''This is a watershed moment for the industry,'' said Harley Shaiken, a professor emeritus at the University of California, Berkeley, who has followed the U.A.W. for more than three decades. ''It sets an example that would resonate across the industry, and across other industries where there's a large presence of nonunion workers.''</w:t>
+        <w:br/>
+        <w:t xml:space="preserve">  The U.A.W.'s success in the negotiations with the Big Three in the fall set off a surge in interest among Southern autoworkers in organizing their own plants, the union said, and prompted the U.A.W. to kick off a $40 million effort to support them.</w:t>
+        <w:br/>
+        <w:t xml:space="preserve">  Volkswagen workers who voted in favor of U.A.W. representation said they hoped the union would help them win higher wages and more paid time off. The Chattanooga factory currently pays a top wage of about $35 an hour, compared with the top wage of more than $40 an hour that G.M., Ford and Stellantis now pay U.A.W. workers.</w:t>
+        <w:br/>
+        <w:t xml:space="preserve">  The U.A.W. contracts also provide health care coverage that is almost entirely paid by the companies, substantial profit-sharing bonuses, cost-of-living adjustments to insulate workers from inflation and generous retirement programs.</w:t>
+        <w:br/>
+        <w:t xml:space="preserve">  Among those voting for the U.A.W. in Chattanooga was Tony Akridge, 48, who is in his second year at the VW plant, working on motors and transmissions on the night shift. His $23 hourly wage exceeded what he earned in previous jobs, he said, but he voted for the U.A.W. in hopes that the union could help improve workers' living standards.</w:t>
+        <w:br/>
+        <w:t xml:space="preserve">  ''It gives us a better opportunity,'' Mr. Akridge said. ''They pay us OK, but it's not good enough for the things they need done. Noting the rising cost of living, he added that the union ''will get better benefits toward that, making life just a little bit more easy.''</w:t>
+        <w:br/>
+        <w:t xml:space="preserve">  Others are counting on U.A.W. representation to bring more paid time off. Most VW workers must either take unpaid time off when the plant shuts down in the summer and around the holidays, or use paid time off to cover those periods. If they do, many are left with only a few days to cover any sick days or family leave the rest of the year, workers said.</w:t>
+        <w:br/>
+        <w:t xml:space="preserve">  ''We're forced to use our P.T.O. a lot instead of using it on our own terms sometimes,'' said Craig Jackson, 56, who voted for the union.</w:t>
+        <w:br/>
+        <w:t xml:space="preserve">  At the Detroit automakers, U.A.W. workers get up to five weeks of vacation and 19 paid holidays, and are allowed two weeks for parental leave.</w:t>
+        <w:br/>
+        <w:t xml:space="preserve">  Workers who opposed the union at VW said they were unsure what gains the U.A.W. could bring them.</w:t>
+        <w:br/>
+        <w:t xml:space="preserve">  ''You really don't have any kind of guarantee with them,'' said Darrell Belcher, 54, who has worked on the assembly floor for 13 years and voted against the U.A.W. in the two previous elections at the plant. ''I'm not saying we won't gain anything, but we are probably going to lose something just to gain it.''</w:t>
+        <w:br/>
+        <w:t xml:space="preserve">  As the voting was about to start, the governors of Alabama, Georgia, Tennessee, Mississippi, South Carolina, and Texas -- all Republicans -- issued a statement on Tuesday saying unionizing would jeopardize auto jobs in their states.</w:t>
+        <w:br/>
+        <w:t xml:space="preserve">  ''We want to keep good-paying jobs and continue to grow the American auto manufacturing sector here,'' the governors said. ''A successful unionization drive will stop this growth in its tracks, to the detriment of American workers.''</w:t>
+        <w:br/>
+        <w:t xml:space="preserve">  But even some VW workers who opposed the U.A.W. said they did not think union representation would endanger the Chattanooga plant. ''I do not feel that the plant will leave Chattanooga or the South,'' said Cody Rose, 34, a 13-year veteran of the plant who works in body shop production. ''Volkswagen has too much invested in this area.''</w:t>
+        <w:br/>
+        <w:t xml:space="preserve">  The Chattanooga plant opened in 2011, and employs 5,500 people, of whom about 4,300 were eligible to vote in the union election. The plant produces the VW Atlas, a large sport utility vehicle, and an electric vehicle, the ID.4. It is Volkswagen's only plant in the United States, and was the only VW plant in the world that was not unionized.</w:t>
+        <w:br/>
+        <w:t xml:space="preserve">  The U.A.W. had some advantages in winning support at Volkswagen. Its effort had the support of IG Metall, the powerful union that represents autoworkers in Germany. German companies also have a strong tradition of giving workers a voice. Under German law, worker representatives must hold half the seats on a company's supervisory board, the equivalent of a board of directors.</w:t>
+        <w:br/>
+        <w:t xml:space="preserve">  The U.A.W. can now turn its attention to the Mercedes plant in Alabama, which employs about 6,100 people. The union tried to organize that plant once before, but the effort died out before coming to a vote. </w:t>
+        <w:br/>
+        <w:t xml:space="preserve">  Jamie McGee contributed reporting.Jamie McGee contributed reporting.</w:t>
         <w:br/>
         <w:br/>
-        <w:t>https://www.nytimes.com/2021/09/09/books/review/four-new-poetry-books-mine-their-authors-pasts-for-music-and-meaning.html</w:t>
+        <w:t>https://www.nytimes.com/2024/04/19/business/economy/volkswagen-united-automobile-workers-union.html</w:t>
         <w:br/>
         <w:br/>
         <w:t>Graphic</w:t>
@@ -76,7 +118,7 @@
         <w:br/>
         <w:t xml:space="preserve"> </w:t>
         <w:br/>
-        <w:t>PHOTOS</w:t>
+        <w:t>PHOTO: The Volkswagen assembly plant in Chattanooga, Tenn., was the automaker's only plant in the world that was not unionized. (PHOTOGRAPH BY MELISSA GOLDEN FOR THE NEW YORK TIMES) This article appeared in print on page A22.</w:t>
       </w:r>
     </w:p>
     <w:sectPr>
